--- a/editions/family/03-Folder-2.docx
+++ b/editions/family/03-Folder-2.docx
@@ -40,14 +40,14 @@
         <w:spacing w:before="400"/>
       </w:pPr>
       <w:r>
-        <w:t>An independent reading in plain English</w:t>
+        <w:t>A revised reading in plain English</w:t>
       </w:r>
     </w:p>
     <w:p>
       <w:r>
         <w:t>Prepared for Volney Douglas</w:t>
         <w:br/>
-        <w:t>September 2026</w:t>
+        <w:t>Revision 1.1 September 2026</w:t>
       </w:r>
     </w:p>
     <w:p>
@@ -86,7 +86,7 @@
     </w:p>
     <w:p>
       <w:r>
-        <w:t>The other agent’s work was not consulted. Part of the older transcription was seen during initial inventory, before the independent-reading request, then excluded. This is an independent reading in execution, not a blind comparison. See Volume I for the full reading guide and source list.</w:t>
+        <w:t>The first reading was prepared separately. Revision 1.1 incorporates selected source-image checks informed by comparison with the annotated edition and another agent’s contextual review. It is AI-assisted and has not been independently human verified. See Volume I for the method and limits.</w:t>
       </w:r>
     </w:p>
     <w:p>
@@ -2352,7 +2352,7 @@
     </w:p>
     <w:p>
       <w:r>
-        <w:t>Geo. A. Sublett: power of attorney to N. L. Douglas. Filed October 29, 1852, at [2¼?] o'clock p.m., by [B.?] Hawkins, Clerk. [Fee notation unclear.]</w:t>
+        <w:t>Geo. A. Sublett: power of attorney to N. L. Douglas. Filed October 29, 1852, at [2¼?] o'clock p.m., [uncertain abbreviation] F. Hawkins, Clerk. [Fee notation unclear.]</w:t>
       </w:r>
     </w:p>
     <w:p>
@@ -2796,7 +2796,7 @@
     </w:p>
     <w:p>
       <w:r>
-        <w:t>[Archive label:] To Miss Lizzie Douglas from her niece, Sarah Gail (Douglas) Headrick. Bardsdale, California, September 29, 1893.</w:t>
+        <w:t>[Archive label:] To Miss Lizzie Douglas from her niece, Sarah Gail (Douglas) Headrick. Bardsdale, California, [written “Sat 29, 1893”; the month is not established].</w:t>
       </w:r>
     </w:p>
     <w:p>
@@ -2810,7 +2810,7 @@
           <w:i/>
           <w:sz w:val="21"/>
         </w:rPr>
-        <w:t>[Reading note: The envelope's August postmark differs from the date on the following letter.]</w:t>
+        <w:t>[Reading note: The envelope has an August postmark. The following letter’s heading does not establish a month; its date is not reconciled with the envelope.]</w:t>
       </w:r>
     </w:p>
     <w:p>
@@ -2855,7 +2855,7 @@
     </w:p>
     <w:p>
       <w:r>
-        <w:t>Bardsdale, September 29, 1893</w:t>
+        <w:t>Bardsdale, [written “Sat, 29th, 1893”; month uncertain]</w:t>
       </w:r>
     </w:p>
     <w:p>
@@ -6741,7 +6741,7 @@
     </w:p>
     <w:p>
       <w:r>
-        <w:t>Oklahoma Territory, Oklahoma County: E. D. Winniford and his wife Millie Winniford appeared before [Reese?] Guthrie, notary public, and acknowledged signing the deed. Millie was examined apart from her husband and said she signed willingly and did not wish to withdraw it. April 4, 1891. [This certificate appears to use the initial D; the main deed uses L. The commission's expiration date is partly illegible.]</w:t>
+        <w:t>Oklahoma Territory, Oklahoma County: E. D. Winniford and his wife Millie Winniford appeared before [given name unread] Guthrie, notary public, and acknowledged signing the deed. Millie was examined apart from her husband and said she signed willingly and did not wish to withdraw it. April 4, 1891. [This certificate appears to use the initial D; the main deed uses L. The commission's expiration date is partly illegible.]</w:t>
       </w:r>
     </w:p>
     <w:p>
@@ -7458,7 +7458,7 @@
     </w:p>
     <w:p>
       <w:r>
-        <w:t>Docket: “Heirs of Mary Douglas, dec'd, to Lizzie Douglas—Deed.” Filed May 28, 1894, at 11:30 a.m., with T. F. Thompson, Ellis County clerk, by [A. Lasswell?], deputy. Recording certificate: May 29, 1896, at 9:40 a.m., Deed Record Book 92, page 516; T. F. Thompson, clerk, by Mordaunt Rink, deputy. [The filing and recording years differ as written.]</w:t>
+        <w:t>Docket: “Heirs of Mary Douglas, dec'd, to Lizzie Douglas—Deed.” Filed May 28, 1894, at 11:30 a.m., with T. F. Thompson, Ellis County clerk, by A. Lasswell, deputy. Recording certificate: May 29, 1896, at 9:40 a.m., Deed Record Book 92, page 516; T. F. Thompson, clerk, by Mordaunt Rink, deputy. [The filing and recording years differ as written.]</w:t>
       </w:r>
     </w:p>
     <w:p>
@@ -7553,7 +7553,7 @@
     </w:p>
     <w:p>
       <w:r>
-        <w:t>Docket: Mary Douglas to Lizzie Douglas. Filed August 21, 1875, at 10:30 a.m.; Book O, page 3 [docket notation]. The formal recording certificate states that it was recorded August 28, 1875, at 10 a.m., in Deed Record O, page 884, by J. M. Phillips, Ellis County district court clerk, through H. C. [Ware?], deputy. [Both page references are retained as written.]</w:t>
+        <w:t>Docket: Mary Douglas to Lizzie Douglas. Filed August 21, 1875, at 10:30 a.m.; Book O, page 3 [docket notation]. The formal recording certificate states that it was recorded August 28, 1875, at 10 a.m., in Deed Record O, page 884, by J. M. Phillips, Ellis County district court clerk, through H. C. Wise, deputy. [Both page references are retained as written.]</w:t>
       </w:r>
     </w:p>
     <w:sectPr>
